--- a/АП_РІ-11_Слободянюк_ЛР-4.7.docx
+++ b/АП_РІ-11_Слободянюк_ЛР-4.7.docx
@@ -307,38 +307,18 @@
         <w:jc w:val="center"/>
         <w:rPr>
           <w:rFonts w:ascii="Courier New" w:hAnsi="Courier New" w:cs="Courier New"/>
+          <w:sz w:val="20"/>
+          <w:szCs w:val="20"/>
+        </w:rPr>
+      </w:pPr>
+      <w:r>
+        <w:rPr>
+          <w:rFonts w:ascii="Courier New" w:hAnsi="Courier New" w:cs="Courier New"/>
           <w:sz w:val="24"/>
           <w:szCs w:val="24"/>
         </w:rPr>
-      </w:pPr>
-      <w:proofErr w:type="spellStart"/>
-      <w:r>
-        <w:rPr>
-          <w:rFonts w:ascii="Courier New" w:hAnsi="Courier New" w:cs="Courier New"/>
-          <w:sz w:val="24"/>
-          <w:szCs w:val="24"/>
-        </w:rPr>
-        <w:t>Мрочко</w:t>
-      </w:r>
-      <w:proofErr w:type="spellEnd"/>
-      <w:r>
-        <w:rPr>
-          <w:rFonts w:ascii="Courier New" w:hAnsi="Courier New" w:cs="Courier New"/>
-          <w:sz w:val="24"/>
-          <w:szCs w:val="24"/>
-        </w:rPr>
-        <w:t xml:space="preserve"> Анастасії Петрівни</w:t>
-      </w:r>
-    </w:p>
-    <w:p>
-      <w:pPr>
-        <w:jc w:val="center"/>
-        <w:rPr>
-          <w:rFonts w:ascii="Courier New" w:hAnsi="Courier New" w:cs="Courier New"/>
-          <w:sz w:val="20"/>
-          <w:szCs w:val="20"/>
-        </w:rPr>
-      </w:pPr>
+        <w:t>Слободянюк Влада Ігорівни</w:t>
+      </w:r>
     </w:p>
     <w:p>
       <w:pPr>
@@ -517,6 +497,7 @@
           <w:sz w:val="20"/>
           <w:szCs w:val="20"/>
         </w:rPr>
+        <w:lastRenderedPageBreak/>
         <w:t>Мета роботи</w:t>
       </w:r>
       <w:r>
@@ -784,6 +765,7 @@
           <w:noProof/>
           <w:sz w:val="20"/>
           <w:szCs w:val="20"/>
+          <w:lang w:val="ru-RU" w:eastAsia="ru-RU"/>
         </w:rPr>
         <w:drawing>
           <wp:inline distT="0" distB="0" distL="0" distR="0" wp14:anchorId="76B7C6DF" wp14:editId="03554091">
@@ -3035,8 +3017,6 @@
           <w:szCs w:val="20"/>
         </w:rPr>
       </w:pPr>
-      <w:bookmarkStart w:id="1" w:name="_GoBack"/>
-      <w:bookmarkEnd w:id="1"/>
       <w:r>
         <w:rPr>
           <w:rFonts w:ascii="Courier New" w:hAnsi="Courier New" w:cs="Courier New"/>
@@ -3077,23 +3057,6 @@
       <w:pPr>
         <w:rPr>
           <w:rFonts w:ascii="Courier New" w:hAnsi="Courier New" w:cs="Courier New"/>
-          <w:sz w:val="20"/>
-          <w:szCs w:val="20"/>
-        </w:rPr>
-      </w:pPr>
-      <w:r>
-        <w:rPr>
-          <w:rFonts w:ascii="Courier New" w:hAnsi="Courier New" w:cs="Courier New"/>
-          <w:sz w:val="20"/>
-          <w:szCs w:val="20"/>
-        </w:rPr>
-        <w:t>https://github.com/anastasiiamrochkori2025-ai/Lab_4.7.git</w:t>
-      </w:r>
-    </w:p>
-    <w:p>
-      <w:pPr>
-        <w:rPr>
-          <w:rFonts w:ascii="Courier New" w:hAnsi="Courier New" w:cs="Courier New"/>
           <w:b/>
           <w:bCs/>
           <w:color w:val="ED7D31" w:themeColor="accent2"/>
@@ -3101,6 +3064,31 @@
           <w:szCs w:val="20"/>
         </w:rPr>
       </w:pPr>
+      <w:bookmarkStart w:id="1" w:name="_GoBack"/>
+      <w:bookmarkEnd w:id="1"/>
+    </w:p>
+    <w:p>
+      <w:pPr>
+        <w:rPr>
+          <w:rFonts w:ascii="Courier New" w:hAnsi="Courier New" w:cs="Courier New"/>
+          <w:b/>
+          <w:bCs/>
+          <w:color w:val="ED7D31" w:themeColor="accent2"/>
+          <w:sz w:val="20"/>
+          <w:szCs w:val="20"/>
+        </w:rPr>
+      </w:pPr>
+      <w:r>
+        <w:rPr>
+          <w:rFonts w:ascii="Courier New" w:hAnsi="Courier New" w:cs="Courier New"/>
+          <w:b/>
+          <w:bCs/>
+          <w:color w:val="ED7D31" w:themeColor="accent2"/>
+          <w:sz w:val="20"/>
+          <w:szCs w:val="20"/>
+        </w:rPr>
+        <w:t>https://github.com/vladaska22/lab_4_7.git</w:t>
+      </w:r>
       <w:r>
         <w:rPr>
           <w:rFonts w:ascii="Courier New" w:hAnsi="Courier New" w:cs="Courier New"/>
@@ -5541,7 +5529,7 @@
   <a:extraClrSchemeLst/>
   <a:extLst>
     <a:ext uri="{05A4C25C-085E-4340-85A3-A5531E510DB2}">
-      <thm15:themeFamily xmlns:thm15="http://schemas.microsoft.com/office/thememl/2012/main" xmlns="" name="Office Theme" id="{62F939B6-93AF-4DB8-9C6B-D6C7DFDC589F}" vid="{4A3C46E8-61CC-4603-A589-7422A47A8E4A}"/>
+      <thm15:themeFamily xmlns="" xmlns:thm15="http://schemas.microsoft.com/office/thememl/2012/main" name="Office Theme" id="{62F939B6-93AF-4DB8-9C6B-D6C7DFDC589F}" vid="{4A3C46E8-61CC-4603-A589-7422A47A8E4A}"/>
     </a:ext>
   </a:extLst>
 </a:theme>
@@ -5552,7 +5540,7 @@
 </file>
 
 <file path=customXml/itemProps1.xml><?xml version="1.0" encoding="utf-8"?>
-<ds:datastoreItem xmlns:ds="http://schemas.openxmlformats.org/officeDocument/2006/customXml" ds:itemID="{3E71D61C-0B03-4162-B91E-B90A96F9B74B}">
+<ds:datastoreItem xmlns:ds="http://schemas.openxmlformats.org/officeDocument/2006/customXml" ds:itemID="{CB891EE2-EE12-4636-9F0D-CB6544074FB1}">
   <ds:schemaRefs>
     <ds:schemaRef ds:uri="http://schemas.openxmlformats.org/officeDocument/2006/bibliography"/>
   </ds:schemaRefs>
